--- a/content/templates/common-paper-one-way-nda/template.docx
+++ b/content/templates/common-paper-one-way-nda/template.docx
@@ -1547,6 +1547,9 @@
                 <w:szCs w:val="18"/>
               </w:rPr>
             </w:pPr>
+            <w:r>
+              <w:t>{recipient_signatory_name}</w:t>
+            </w:r>
           </w:p>
         </w:tc>
       </w:tr>
@@ -1637,6 +1640,9 @@
                 <w:szCs w:val="18"/>
               </w:rPr>
             </w:pPr>
+            <w:r>
+              <w:t>{recipient_signatory_title_display}</w:t>
+            </w:r>
           </w:p>
         </w:tc>
       </w:tr>
@@ -1727,6 +1733,9 @@
                 <w:szCs w:val="18"/>
               </w:rPr>
             </w:pPr>
+            <w:r>
+              <w:t>{recipient_signatory_company_display}</w:t>
+            </w:r>
           </w:p>
         </w:tc>
       </w:tr>
@@ -1841,6 +1850,9 @@
                 <w:szCs w:val="18"/>
               </w:rPr>
             </w:pPr>
+            <w:r>
+              <w:t>{recipient_signatory_email}</w:t>
+            </w:r>
           </w:p>
         </w:tc>
       </w:tr>
